--- a/Rohan_Sharma_CV.docx
+++ b/Rohan_Sharma_CV.docx
@@ -4,1075 +4,1203 @@
   <w:body>
     <w:p>
       <w:pPr>
-        <w:spacing w:before="0" w:after="0" w:line="240" w:lineRule="auto"/>
+        <w:spacing w:before="0" w:after="0" w:line="310" w:lineRule="exact"/>
       </w:pPr>
       <w:r>
         <w:rPr>
-          <w:rFonts w:ascii="Arial" w:hAnsi="Arial"/>
+          <w:rFonts w:ascii="Arial" w:hAnsi="Arial" w:eastAsia="Arial" w:cs="Arial"/>
           <w:b/>
           <w:i w:val="0"/>
-          <w:color w:val="3E507D"/>
-          <w:sz w:val="32"/>
+          <w:color w:val="2D2F92"/>
+          <w:sz w:val="36"/>
         </w:rPr>
-        <w:t>ROHAN SHARMA</w:t>
+        <w:t>ROHAN  SHARMA</w:t>
       </w:r>
     </w:p>
-    <w:tbl>
-      <w:tblPr>
-        <w:tblW w:type="auto" w:w="0"/>
-        <w:tblLayout w:type="fixed"/>
-        <w:tblLook w:firstColumn="1" w:firstRow="1" w:lastColumn="0" w:lastRow="0" w:noHBand="0" w:noVBand="1" w:val="04A0"/>
-      </w:tblPr>
-      <w:tblGrid>
-        <w:gridCol w:w="7488"/>
-        <w:gridCol w:w="2736"/>
-      </w:tblGrid>
-      <w:tr>
-        <w:trPr>
-          <w:trHeight w:val="259"/>
-        </w:trPr>
-        <w:tc>
-          <w:tcPr>
-            <w:tcW w:type="dxa" w:w="5472"/>
-            <w:tcBorders>
-              <w:top w:val="nil"/>
-              <w:left w:val="nil"/>
-              <w:bottom w:val="nil"/>
-              <w:right w:val="nil"/>
-            </w:tcBorders>
-          </w:tcPr>
-          <w:p>
-            <w:pPr>
-              <w:spacing w:before="0" w:after="0" w:line="240" w:lineRule="auto"/>
-            </w:pPr>
-            <w:r>
-              <w:rPr>
-                <w:rFonts w:ascii="Arial" w:hAnsi="Arial"/>
-                <w:b w:val="0"/>
-                <w:i w:val="0"/>
-                <w:sz w:val="15"/>
-              </w:rPr>
-              <w:t>LinkedIn: linkedin.com/in/rohan-sharma-a445ab383</w:t>
-            </w:r>
-          </w:p>
-          <w:p>
-            <w:pPr>
-              <w:spacing w:before="0" w:after="0" w:line="240" w:lineRule="auto"/>
-            </w:pPr>
-            <w:r>
-              <w:rPr>
-                <w:rFonts w:ascii="Arial" w:hAnsi="Arial"/>
-                <w:b w:val="0"/>
-                <w:i w:val="0"/>
-                <w:sz w:val="15"/>
-              </w:rPr>
-              <w:t>GitHub: github.com/rs0117820-netizen</w:t>
-            </w:r>
-          </w:p>
-        </w:tc>
-        <w:tc>
-          <w:tcPr>
-            <w:tcW w:type="dxa" w:w="5472"/>
-            <w:tcBorders>
-              <w:top w:val="nil"/>
-              <w:left w:val="nil"/>
-              <w:bottom w:val="nil"/>
-              <w:right w:val="nil"/>
-            </w:tcBorders>
-          </w:tcPr>
-          <w:p>
-            <w:pPr>
-              <w:spacing w:before="0" w:after="0" w:line="240" w:lineRule="auto"/>
-              <w:jc w:val="right"/>
-            </w:pPr>
-            <w:r>
-              <w:rPr>
-                <w:rFonts w:ascii="Arial" w:hAnsi="Arial"/>
-                <w:b w:val="0"/>
-                <w:i w:val="0"/>
-                <w:sz w:val="15"/>
-              </w:rPr>
-              <w:t>Email: rs0117820@gmail.com</w:t>
-            </w:r>
-          </w:p>
-          <w:p>
-            <w:pPr>
-              <w:spacing w:before="0" w:after="0" w:line="240" w:lineRule="auto"/>
-              <w:jc w:val="right"/>
-            </w:pPr>
-            <w:r>
-              <w:rPr>
-                <w:rFonts w:ascii="Arial" w:hAnsi="Arial"/>
-                <w:b w:val="0"/>
-                <w:i w:val="0"/>
-                <w:sz w:val="15"/>
-              </w:rPr>
-              <w:t>Mobile: +91 9239798983</w:t>
-            </w:r>
-          </w:p>
-        </w:tc>
-      </w:tr>
-    </w:tbl>
     <w:p>
       <w:pPr>
-        <w:spacing w:before="40" w:after="20" w:line="240" w:lineRule="auto"/>
+        <w:tabs>
+          <w:tab w:pos="10483" w:val="right"/>
+        </w:tabs>
+        <w:spacing w:before="0" w:after="0" w:line="206" w:lineRule="exact"/>
+      </w:pPr>
+      <w:r>
+        <w:rPr>
+          <w:rFonts w:ascii="Arial" w:hAnsi="Arial" w:eastAsia="Arial" w:cs="Arial"/>
+          <w:b w:val="0"/>
+          <w:i w:val="0"/>
+          <w:color w:val="000000"/>
+          <w:sz w:val="22"/>
+        </w:rPr>
+        <w:t xml:space="preserve">LinkedIn: </w:t>
+      </w:r>
+      <w:r>
+        <w:rPr>
+          <w:rFonts w:ascii="Arial" w:hAnsi="Arial" w:eastAsia="Arial" w:cs="Arial"/>
+          <w:b w:val="0"/>
+          <w:i w:val="0"/>
+          <w:color w:val="0462C1"/>
+          <w:sz w:val="22"/>
+        </w:rPr>
+        <w:t>linkedin.com/in/rohan-sharma-a445ab383</w:t>
+      </w:r>
+      <w:r>
+        <w:rPr>
+          <w:rFonts w:ascii="Arial" w:hAnsi="Arial" w:eastAsia="Arial" w:cs="Arial"/>
+          <w:sz w:val="22"/>
+        </w:rPr>
+        <w:tab/>
+      </w:r>
+      <w:r>
+        <w:rPr>
+          <w:rFonts w:ascii="Arial" w:hAnsi="Arial" w:eastAsia="Arial" w:cs="Arial"/>
+          <w:b w:val="0"/>
+          <w:i w:val="0"/>
+          <w:color w:val="000000"/>
+          <w:sz w:val="22"/>
+        </w:rPr>
+        <w:t xml:space="preserve">Email: </w:t>
+      </w:r>
+      <w:r>
+        <w:rPr>
+          <w:rFonts w:ascii="Arial" w:hAnsi="Arial" w:eastAsia="Arial" w:cs="Arial"/>
+          <w:b w:val="0"/>
+          <w:i w:val="0"/>
+          <w:color w:val="0462C1"/>
+          <w:sz w:val="22"/>
+        </w:rPr>
+        <w:t>rs0117820@gmail.com</w:t>
+      </w:r>
+    </w:p>
+    <w:p>
+      <w:pPr>
+        <w:tabs>
+          <w:tab w:pos="10483" w:val="right"/>
+        </w:tabs>
+        <w:spacing w:before="0" w:after="20" w:line="206" w:lineRule="exact"/>
+      </w:pPr>
+      <w:r>
+        <w:rPr>
+          <w:rFonts w:ascii="Arial" w:hAnsi="Arial" w:eastAsia="Arial" w:cs="Arial"/>
+          <w:b w:val="0"/>
+          <w:i w:val="0"/>
+          <w:color w:val="000000"/>
+          <w:sz w:val="22"/>
+        </w:rPr>
+        <w:t xml:space="preserve">GitHub: </w:t>
+      </w:r>
+      <w:r>
+        <w:rPr>
+          <w:rFonts w:ascii="Arial" w:hAnsi="Arial" w:eastAsia="Arial" w:cs="Arial"/>
+          <w:b w:val="0"/>
+          <w:i w:val="0"/>
+          <w:color w:val="0462C1"/>
+          <w:sz w:val="22"/>
+        </w:rPr>
+        <w:t>github.com/rs0117820-netizen</w:t>
+      </w:r>
+      <w:r>
+        <w:rPr>
+          <w:rFonts w:ascii="Arial" w:hAnsi="Arial" w:eastAsia="Arial" w:cs="Arial"/>
+          <w:sz w:val="22"/>
+        </w:rPr>
+        <w:tab/>
+      </w:r>
+      <w:r>
+        <w:rPr>
+          <w:rFonts w:ascii="Arial" w:hAnsi="Arial" w:eastAsia="Arial" w:cs="Arial"/>
+          <w:b w:val="0"/>
+          <w:i w:val="0"/>
+          <w:color w:val="000000"/>
+          <w:sz w:val="22"/>
+        </w:rPr>
+        <w:t>Mobile: +91-9239798983</w:t>
+      </w:r>
+    </w:p>
+    <w:p>
+      <w:pPr>
+        <w:spacing w:before="40" w:after="20" w:line="230" w:lineRule="exact"/>
         <w:pBdr>
-          <w:bottom w:val="single" w:sz="4" w:space="2" w:color="A6A6A6"/>
+          <w:bottom w:val="single" w:sz="4" w:space="1" w:color="A6A6A6"/>
         </w:pBdr>
       </w:pPr>
       <w:r>
         <w:rPr>
-          <w:rFonts w:ascii="Arial" w:hAnsi="Arial"/>
+          <w:rFonts w:ascii="Arial" w:hAnsi="Arial" w:eastAsia="Arial" w:cs="Arial"/>
           <w:b w:val="0"/>
           <w:i w:val="0"/>
-          <w:color w:val="3E507D"/>
-          <w:sz w:val="18"/>
+          <w:color w:val="473992"/>
+          <w:sz w:val="27"/>
         </w:rPr>
         <w:t>SKILLS</w:t>
       </w:r>
     </w:p>
     <w:p>
       <w:pPr>
-        <w:spacing w:before="0" w:after="0" w:line="240" w:lineRule="auto"/>
-        <w:ind w:left="115"/>
+        <w:spacing w:before="0" w:after="0" w:line="252" w:lineRule="exact"/>
+        <w:ind w:left="274" w:hanging="173"/>
       </w:pPr>
       <w:r>
         <w:rPr>
-          <w:rFonts w:ascii="Arial" w:hAnsi="Arial"/>
+          <w:rFonts w:ascii="Arial" w:hAnsi="Arial" w:eastAsia="Arial" w:cs="Arial"/>
           <w:b w:val="0"/>
           <w:i w:val="0"/>
-          <w:sz w:val="16"/>
+          <w:color w:val="000000"/>
+          <w:sz w:val="22"/>
         </w:rPr>
-        <w:t xml:space="preserve">•  </w:t>
+        <w:t xml:space="preserve">• </w:t>
       </w:r>
       <w:r>
         <w:rPr>
-          <w:rFonts w:ascii="Arial" w:hAnsi="Arial"/>
+          <w:rFonts w:ascii="Arial" w:hAnsi="Arial" w:eastAsia="Arial" w:cs="Arial"/>
           <w:b/>
           <w:i w:val="0"/>
-          <w:color w:val="3E507D"/>
-          <w:sz w:val="16"/>
+          <w:color w:val="2D2F92"/>
+          <w:sz w:val="22"/>
         </w:rPr>
-        <w:t xml:space="preserve">Languages:  </w:t>
+        <w:t>Languages</w:t>
       </w:r>
       <w:r>
         <w:rPr>
-          <w:rFonts w:ascii="Arial" w:hAnsi="Arial"/>
+          <w:rFonts w:ascii="Arial" w:hAnsi="Arial" w:eastAsia="Arial" w:cs="Arial"/>
           <w:b w:val="0"/>
           <w:i w:val="0"/>
-          <w:sz w:val="16"/>
+          <w:color w:val="000000"/>
+          <w:sz w:val="22"/>
         </w:rPr>
-        <w:t>Python, C, Java, SQL</w:t>
+        <w:t>:    Python, C, Java, SQL</w:t>
       </w:r>
     </w:p>
     <w:p>
       <w:pPr>
-        <w:spacing w:before="0" w:after="0" w:line="240" w:lineRule="auto"/>
-        <w:ind w:left="115"/>
+        <w:spacing w:before="0" w:after="0" w:line="252" w:lineRule="exact"/>
+        <w:ind w:left="274" w:hanging="173"/>
       </w:pPr>
       <w:r>
         <w:rPr>
-          <w:rFonts w:ascii="Arial" w:hAnsi="Arial"/>
+          <w:rFonts w:ascii="Arial" w:hAnsi="Arial" w:eastAsia="Arial" w:cs="Arial"/>
           <w:b w:val="0"/>
           <w:i w:val="0"/>
-          <w:sz w:val="16"/>
+          <w:color w:val="000000"/>
+          <w:sz w:val="22"/>
         </w:rPr>
-        <w:t xml:space="preserve">•  </w:t>
+        <w:t xml:space="preserve">• </w:t>
       </w:r>
       <w:r>
         <w:rPr>
-          <w:rFonts w:ascii="Arial" w:hAnsi="Arial"/>
+          <w:rFonts w:ascii="Arial" w:hAnsi="Arial" w:eastAsia="Arial" w:cs="Arial"/>
           <w:b/>
           <w:i w:val="0"/>
-          <w:color w:val="3E507D"/>
-          <w:sz w:val="16"/>
+          <w:color w:val="2D2F92"/>
+          <w:sz w:val="22"/>
         </w:rPr>
-        <w:t xml:space="preserve">AI &amp; ML:  </w:t>
+        <w:t>AI &amp; ML</w:t>
       </w:r>
       <w:r>
         <w:rPr>
-          <w:rFonts w:ascii="Arial" w:hAnsi="Arial"/>
+          <w:rFonts w:ascii="Arial" w:hAnsi="Arial" w:eastAsia="Arial" w:cs="Arial"/>
           <w:b w:val="0"/>
           <w:i w:val="0"/>
-          <w:sz w:val="16"/>
+          <w:color w:val="000000"/>
+          <w:sz w:val="22"/>
         </w:rPr>
-        <w:t>Machine Learning Fundamentals, NumPy (Basic), Pandas (Basic), Scikit-learn (Basic)</w:t>
+        <w:t>:    Machine Learning Fundamentals, NumPy (Basic), Pandas (Basic), Scikit-learn (Basic)</w:t>
       </w:r>
     </w:p>
     <w:p>
       <w:pPr>
-        <w:spacing w:before="0" w:after="0" w:line="240" w:lineRule="auto"/>
-        <w:ind w:left="115"/>
+        <w:spacing w:before="0" w:after="0" w:line="252" w:lineRule="exact"/>
+        <w:ind w:left="274" w:hanging="173"/>
       </w:pPr>
       <w:r>
         <w:rPr>
-          <w:rFonts w:ascii="Arial" w:hAnsi="Arial"/>
+          <w:rFonts w:ascii="Arial" w:hAnsi="Arial" w:eastAsia="Arial" w:cs="Arial"/>
           <w:b w:val="0"/>
           <w:i w:val="0"/>
-          <w:sz w:val="16"/>
+          <w:color w:val="000000"/>
+          <w:sz w:val="22"/>
         </w:rPr>
-        <w:t xml:space="preserve">•  </w:t>
+        <w:t xml:space="preserve">• </w:t>
       </w:r>
       <w:r>
         <w:rPr>
-          <w:rFonts w:ascii="Arial" w:hAnsi="Arial"/>
+          <w:rFonts w:ascii="Arial" w:hAnsi="Arial" w:eastAsia="Arial" w:cs="Arial"/>
           <w:b/>
           <w:i w:val="0"/>
-          <w:color w:val="3E507D"/>
-          <w:sz w:val="16"/>
+          <w:color w:val="2D2F92"/>
+          <w:sz w:val="22"/>
         </w:rPr>
-        <w:t xml:space="preserve">Technologies:  </w:t>
+        <w:t>Databases/Tools</w:t>
       </w:r>
       <w:r>
         <w:rPr>
-          <w:rFonts w:ascii="Arial" w:hAnsi="Arial"/>
+          <w:rFonts w:ascii="Arial" w:hAnsi="Arial" w:eastAsia="Arial" w:cs="Arial"/>
           <w:b w:val="0"/>
           <w:i w:val="0"/>
-          <w:sz w:val="16"/>
+          <w:color w:val="000000"/>
+          <w:sz w:val="22"/>
         </w:rPr>
-        <w:t>Git, GitHub, VS Code, Database Management Systems (DBMS), MySQL</w:t>
+        <w:t>:  MySQL, DBMS, Git, GitHub, VS Code</w:t>
       </w:r>
     </w:p>
     <w:p>
       <w:pPr>
-        <w:spacing w:before="0" w:after="0" w:line="240" w:lineRule="auto"/>
-        <w:ind w:left="115"/>
+        <w:spacing w:before="0" w:after="0" w:line="252" w:lineRule="exact"/>
+        <w:ind w:left="274" w:hanging="173"/>
       </w:pPr>
       <w:r>
         <w:rPr>
-          <w:rFonts w:ascii="Arial" w:hAnsi="Arial"/>
+          <w:rFonts w:ascii="Arial" w:hAnsi="Arial" w:eastAsia="Arial" w:cs="Arial"/>
           <w:b w:val="0"/>
           <w:i w:val="0"/>
-          <w:sz w:val="16"/>
+          <w:color w:val="000000"/>
+          <w:sz w:val="22"/>
         </w:rPr>
-        <w:t xml:space="preserve">•  </w:t>
+        <w:t xml:space="preserve">• </w:t>
       </w:r>
       <w:r>
         <w:rPr>
-          <w:rFonts w:ascii="Arial" w:hAnsi="Arial"/>
+          <w:rFonts w:ascii="Arial" w:hAnsi="Arial" w:eastAsia="Arial" w:cs="Arial"/>
           <w:b/>
           <w:i w:val="0"/>
-          <w:color w:val="3E507D"/>
-          <w:sz w:val="16"/>
+          <w:color w:val="2D2F92"/>
+          <w:sz w:val="22"/>
         </w:rPr>
-        <w:t xml:space="preserve">Core Concepts:  </w:t>
+        <w:t>Core Concepts</w:t>
       </w:r>
       <w:r>
         <w:rPr>
-          <w:rFonts w:ascii="Arial" w:hAnsi="Arial"/>
+          <w:rFonts w:ascii="Arial" w:hAnsi="Arial" w:eastAsia="Arial" w:cs="Arial"/>
           <w:b w:val="0"/>
           <w:i w:val="0"/>
-          <w:sz w:val="16"/>
+          <w:color w:val="000000"/>
+          <w:sz w:val="22"/>
         </w:rPr>
-        <w:t>Data Structures, Object-Oriented Programming, Algorithms, Problem Solving</w:t>
+        <w:t>:  Data Structures, Object-Oriented Programming, Problem Solving, Algorithms</w:t>
       </w:r>
     </w:p>
     <w:p>
       <w:pPr>
-        <w:spacing w:before="0" w:after="0" w:line="240" w:lineRule="auto"/>
-        <w:ind w:left="115"/>
+        <w:spacing w:before="0" w:after="0" w:line="252" w:lineRule="exact"/>
+        <w:ind w:left="274" w:hanging="173"/>
       </w:pPr>
       <w:r>
         <w:rPr>
-          <w:rFonts w:ascii="Arial" w:hAnsi="Arial"/>
+          <w:rFonts w:ascii="Arial" w:hAnsi="Arial" w:eastAsia="Arial" w:cs="Arial"/>
           <w:b w:val="0"/>
           <w:i w:val="0"/>
-          <w:sz w:val="16"/>
+          <w:color w:val="000000"/>
+          <w:sz w:val="22"/>
         </w:rPr>
-        <w:t xml:space="preserve">•  </w:t>
+        <w:t xml:space="preserve">• </w:t>
       </w:r>
       <w:r>
         <w:rPr>
-          <w:rFonts w:ascii="Arial" w:hAnsi="Arial"/>
+          <w:rFonts w:ascii="Arial" w:hAnsi="Arial" w:eastAsia="Arial" w:cs="Arial"/>
           <w:b/>
           <w:i w:val="0"/>
-          <w:color w:val="3E507D"/>
-          <w:sz w:val="16"/>
+          <w:color w:val="2D2F92"/>
+          <w:sz w:val="22"/>
         </w:rPr>
-        <w:t xml:space="preserve">Soft Skills:  </w:t>
+        <w:t>Soft Skills</w:t>
       </w:r>
       <w:r>
         <w:rPr>
-          <w:rFonts w:ascii="Arial" w:hAnsi="Arial"/>
+          <w:rFonts w:ascii="Arial" w:hAnsi="Arial" w:eastAsia="Arial" w:cs="Arial"/>
           <w:b w:val="0"/>
           <w:i w:val="0"/>
-          <w:sz w:val="16"/>
+          <w:color w:val="000000"/>
+          <w:sz w:val="22"/>
         </w:rPr>
-        <w:t>Communication, Teamwork, Leadership, Adaptability, Time Management, Continuous Learning</w:t>
+        <w:t>:  Problem Solving, Communication, Teamwork, Leadership, Adaptability, Time Management</w:t>
       </w:r>
     </w:p>
     <w:p>
       <w:pPr>
-        <w:spacing w:before="40" w:after="20" w:line="240" w:lineRule="auto"/>
+        <w:spacing w:before="40" w:after="20" w:line="230" w:lineRule="exact"/>
         <w:pBdr>
-          <w:bottom w:val="single" w:sz="4" w:space="2" w:color="A6A6A6"/>
+          <w:bottom w:val="single" w:sz="4" w:space="1" w:color="A6A6A6"/>
         </w:pBdr>
       </w:pPr>
       <w:r>
         <w:rPr>
-          <w:rFonts w:ascii="Arial" w:hAnsi="Arial"/>
+          <w:rFonts w:ascii="Arial" w:hAnsi="Arial" w:eastAsia="Arial" w:cs="Arial"/>
           <w:b w:val="0"/>
           <w:i w:val="0"/>
-          <w:color w:val="3E507D"/>
-          <w:sz w:val="18"/>
+          <w:color w:val="473992"/>
+          <w:sz w:val="27"/>
         </w:rPr>
         <w:t>PROJECTS</w:t>
       </w:r>
     </w:p>
-    <w:tbl>
-      <w:tblPr>
-        <w:tblW w:type="auto" w:w="0"/>
-        <w:jc w:val="center"/>
-        <w:tblLayout w:type="fixed"/>
-        <w:tblLook w:firstColumn="1" w:firstRow="1" w:lastColumn="0" w:lastRow="0" w:noHBand="0" w:noVBand="1" w:val="04A0"/>
-      </w:tblPr>
-      <w:tblGrid>
-        <w:gridCol w:w="8136"/>
-        <w:gridCol w:w="2088"/>
-      </w:tblGrid>
-      <w:tr>
-        <w:trPr>
-          <w:trHeight w:val="259"/>
-        </w:trPr>
-        <w:tc>
-          <w:tcPr>
-            <w:tcW w:type="dxa" w:w="8136"/>
-            <w:vAlign w:val="center"/>
-            <w:tcBorders>
-              <w:top w:val="nil"/>
-              <w:left w:val="nil"/>
-              <w:bottom w:val="nil"/>
-              <w:right w:val="nil"/>
-            </w:tcBorders>
-          </w:tcPr>
-          <w:p>
-            <w:pPr>
-              <w:spacing w:after="0" w:before="0"/>
-            </w:pPr>
-            <w:r>
-              <w:rPr>
-                <w:rFonts w:ascii="Arial" w:hAnsi="Arial"/>
-                <w:b/>
-                <w:i w:val="0"/>
-                <w:color w:val="3E507D"/>
-                <w:sz w:val="16"/>
-              </w:rPr>
-              <w:t>Echo AI — Intelligent Voice Assistant</w:t>
-            </w:r>
-            <w:r>
-              <w:rPr>
-                <w:rFonts w:ascii="Arial" w:hAnsi="Arial"/>
-                <w:b/>
-                <w:i w:val="0"/>
-                <w:color w:val="3E507D"/>
-                <w:sz w:val="16"/>
-              </w:rPr>
-              <w:t xml:space="preserve"> | GitHub</w:t>
-            </w:r>
-          </w:p>
-        </w:tc>
-        <w:tc>
-          <w:tcPr>
-            <w:tcW w:type="dxa" w:w="2088"/>
-            <w:vAlign w:val="center"/>
-            <w:tcBorders>
-              <w:top w:val="nil"/>
-              <w:left w:val="nil"/>
-              <w:bottom w:val="nil"/>
-              <w:right w:val="nil"/>
-            </w:tcBorders>
-          </w:tcPr>
-          <w:p>
-            <w:pPr>
-              <w:spacing w:after="0" w:before="0"/>
-              <w:jc w:val="right"/>
-            </w:pPr>
-            <w:r>
-              <w:rPr>
-                <w:rFonts w:ascii="Arial" w:hAnsi="Arial"/>
-                <w:b w:val="0"/>
-                <w:i w:val="0"/>
-                <w:color w:val="232323"/>
-                <w:sz w:val="15"/>
-              </w:rPr>
-              <w:t>Personal Project</w:t>
-            </w:r>
-          </w:p>
-        </w:tc>
-      </w:tr>
-    </w:tbl>
     <w:p>
       <w:pPr>
-        <w:spacing w:before="0" w:after="0" w:line="240" w:lineRule="auto"/>
-        <w:ind w:left="187" w:hanging="130"/>
+        <w:tabs>
+          <w:tab w:pos="10483" w:val="right"/>
+        </w:tabs>
+        <w:spacing w:before="0" w:after="0" w:line="224" w:lineRule="exact"/>
       </w:pPr>
       <w:r>
         <w:rPr>
-          <w:rFonts w:ascii="Arial" w:hAnsi="Arial"/>
-          <w:b w:val="0"/>
+          <w:rFonts w:ascii="Arial" w:hAnsi="Arial" w:eastAsia="Arial" w:cs="Arial"/>
+          <w:b/>
           <w:i w:val="0"/>
-          <w:sz w:val="16"/>
+          <w:color w:val="2D2F92"/>
+          <w:sz w:val="25"/>
         </w:rPr>
-        <w:t xml:space="preserve">•  </w:t>
+        <w:t>Echo AI — Intelligent Voice Assistant | GitHub</w:t>
       </w:r>
       <w:r>
         <w:rPr>
-          <w:rFonts w:ascii="Arial" w:hAnsi="Arial"/>
-          <w:b w:val="0"/>
+          <w:rFonts w:ascii="Arial" w:hAnsi="Arial" w:eastAsia="Arial" w:cs="Arial"/>
+          <w:b/>
+          <w:sz w:val="25"/>
+        </w:rPr>
+        <w:tab/>
+      </w:r>
+      <w:r>
+        <w:rPr>
+          <w:rFonts w:ascii="Arial" w:hAnsi="Arial" w:eastAsia="Arial" w:cs="Arial"/>
+          <w:b/>
           <w:i w:val="0"/>
-          <w:sz w:val="16"/>
+          <w:color w:val="000000"/>
+          <w:sz w:val="25"/>
         </w:rPr>
-        <w:t>Developed an AI-powered voice assistant capable of understanding and responding to natural-language voice commands.</w:t>
+        <w:t>2025 - Present</w:t>
       </w:r>
     </w:p>
     <w:p>
       <w:pPr>
-        <w:spacing w:before="0" w:after="0" w:line="240" w:lineRule="auto"/>
-        <w:ind w:left="187" w:hanging="130"/>
+        <w:spacing w:before="0" w:after="0" w:line="252" w:lineRule="exact"/>
+        <w:ind w:left="274" w:hanging="173"/>
       </w:pPr>
       <w:r>
         <w:rPr>
-          <w:rFonts w:ascii="Arial" w:hAnsi="Arial"/>
+          <w:rFonts w:ascii="Arial" w:hAnsi="Arial" w:eastAsia="Arial" w:cs="Arial"/>
           <w:b w:val="0"/>
           <w:i w:val="0"/>
-          <w:sz w:val="16"/>
+          <w:color w:val="000000"/>
+          <w:sz w:val="22"/>
         </w:rPr>
-        <w:t xml:space="preserve">•  </w:t>
+        <w:t xml:space="preserve">• </w:t>
       </w:r>
       <w:r>
         <w:rPr>
-          <w:rFonts w:ascii="Arial" w:hAnsi="Arial"/>
+          <w:rFonts w:ascii="Arial" w:hAnsi="Arial" w:eastAsia="Arial" w:cs="Arial"/>
           <w:b w:val="0"/>
           <w:i w:val="0"/>
-          <w:sz w:val="16"/>
+          <w:color w:val="000000"/>
+          <w:sz w:val="22"/>
         </w:rPr>
-        <w:t>Integrated speech recognition and text-to-speech for a seamless voice interaction experience.</w:t>
+        <w:t>Efficiently developed an AI-powered voice assistant capable of understanding and responding to natural-language voice commands.</w:t>
       </w:r>
     </w:p>
     <w:p>
       <w:pPr>
-        <w:spacing w:before="0" w:after="0" w:line="240" w:lineRule="auto"/>
-        <w:ind w:left="187" w:hanging="130"/>
+        <w:spacing w:before="0" w:after="0" w:line="252" w:lineRule="exact"/>
+        <w:ind w:left="274" w:hanging="173"/>
       </w:pPr>
       <w:r>
         <w:rPr>
-          <w:rFonts w:ascii="Arial" w:hAnsi="Arial"/>
+          <w:rFonts w:ascii="Arial" w:hAnsi="Arial" w:eastAsia="Arial" w:cs="Arial"/>
           <w:b w:val="0"/>
           <w:i w:val="0"/>
-          <w:sz w:val="16"/>
+          <w:color w:val="000000"/>
+          <w:sz w:val="22"/>
         </w:rPr>
-        <w:t xml:space="preserve">•  </w:t>
+        <w:t xml:space="preserve">• </w:t>
       </w:r>
       <w:r>
         <w:rPr>
-          <w:rFonts w:ascii="Arial" w:hAnsi="Arial"/>
+          <w:rFonts w:ascii="Arial" w:hAnsi="Arial" w:eastAsia="Arial" w:cs="Arial"/>
           <w:b w:val="0"/>
           <w:i w:val="0"/>
-          <w:sz w:val="16"/>
+          <w:color w:val="000000"/>
+          <w:sz w:val="22"/>
         </w:rPr>
-        <w:t>Implemented features such as answering questions, opening applications, performing web searches, and productivity tasks.</w:t>
+        <w:t>Seamlessly integrated speech recognition and text-to-speech for smooth and interactive voice communication.</w:t>
       </w:r>
     </w:p>
     <w:p>
       <w:pPr>
-        <w:spacing w:before="0" w:after="0" w:line="240" w:lineRule="auto"/>
-        <w:ind w:left="187" w:hanging="130"/>
+        <w:spacing w:before="0" w:after="0" w:line="252" w:lineRule="exact"/>
+        <w:ind w:left="274" w:hanging="173"/>
       </w:pPr>
       <w:r>
         <w:rPr>
-          <w:rFonts w:ascii="Arial" w:hAnsi="Arial"/>
+          <w:rFonts w:ascii="Arial" w:hAnsi="Arial" w:eastAsia="Arial" w:cs="Arial"/>
           <w:b w:val="0"/>
           <w:i w:val="0"/>
-          <w:sz w:val="16"/>
+          <w:color w:val="000000"/>
+          <w:sz w:val="22"/>
         </w:rPr>
-        <w:t xml:space="preserve">•  </w:t>
+        <w:t xml:space="preserve">• </w:t>
       </w:r>
       <w:r>
         <w:rPr>
-          <w:rFonts w:ascii="Arial" w:hAnsi="Arial"/>
+          <w:rFonts w:ascii="Arial" w:hAnsi="Arial" w:eastAsia="Arial" w:cs="Arial"/>
           <w:b w:val="0"/>
           <w:i w:val="0"/>
-          <w:sz w:val="16"/>
+          <w:color w:val="000000"/>
+          <w:sz w:val="22"/>
         </w:rPr>
-        <w:t>Designed a modular architecture for easier feature expansion and API integration.</w:t>
+        <w:t>Successfully implemented features such as answering questions, opening applications, performing web searches, and executing productivity tasks.</w:t>
       </w:r>
     </w:p>
     <w:p>
       <w:pPr>
-        <w:spacing w:before="0" w:after="20" w:line="240" w:lineRule="auto"/>
-        <w:ind w:left="187"/>
+        <w:spacing w:before="0" w:after="0" w:line="252" w:lineRule="exact"/>
+        <w:ind w:left="274" w:hanging="173"/>
       </w:pPr>
       <w:r>
         <w:rPr>
-          <w:rFonts w:ascii="Arial" w:hAnsi="Arial"/>
-          <w:b/>
+          <w:rFonts w:ascii="Arial" w:hAnsi="Arial" w:eastAsia="Arial" w:cs="Arial"/>
+          <w:b w:val="0"/>
           <w:i w:val="0"/>
-          <w:color w:val="3E507D"/>
-          <w:sz w:val="16"/>
+          <w:color w:val="000000"/>
+          <w:sz w:val="22"/>
         </w:rPr>
-        <w:t xml:space="preserve">Tech Stack: </w:t>
+        <w:t xml:space="preserve">• </w:t>
       </w:r>
       <w:r>
         <w:rPr>
-          <w:rFonts w:ascii="Arial" w:hAnsi="Arial"/>
+          <w:rFonts w:ascii="Arial" w:hAnsi="Arial" w:eastAsia="Arial" w:cs="Arial"/>
           <w:b w:val="0"/>
           <w:i w:val="0"/>
-          <w:sz w:val="16"/>
+          <w:color w:val="000000"/>
+          <w:sz w:val="22"/>
         </w:rPr>
-        <w:t>Python, Gemini API, SpeechRecognition</w:t>
+        <w:t>Carefully designed a modular architecture for easy feature expansion and future API integration.</w:t>
       </w:r>
     </w:p>
     <w:p>
       <w:pPr>
-        <w:spacing w:before="40" w:after="20" w:line="240" w:lineRule="auto"/>
+        <w:spacing w:before="0" w:after="0" w:line="252" w:lineRule="exact"/>
+        <w:ind w:left="274" w:hanging="173"/>
+      </w:pPr>
+      <w:r>
+        <w:rPr>
+          <w:rFonts w:ascii="Arial" w:hAnsi="Arial" w:eastAsia="Arial" w:cs="Arial"/>
+          <w:b w:val="0"/>
+          <w:i w:val="0"/>
+          <w:color w:val="000000"/>
+          <w:sz w:val="22"/>
+        </w:rPr>
+        <w:t xml:space="preserve">• </w:t>
+      </w:r>
+      <w:r>
+        <w:rPr>
+          <w:rFonts w:ascii="Arial" w:hAnsi="Arial" w:eastAsia="Arial" w:cs="Arial"/>
+          <w:b w:val="0"/>
+          <w:i w:val="0"/>
+          <w:color w:val="000000"/>
+          <w:sz w:val="22"/>
+        </w:rPr>
+        <w:t>Consistently focused on delivering a responsive and user-friendly conversational experience.</w:t>
+      </w:r>
+    </w:p>
+    <w:p>
+      <w:pPr>
+        <w:spacing w:before="0" w:after="0" w:line="252" w:lineRule="exact"/>
+        <w:ind w:left="274" w:hanging="173"/>
+      </w:pPr>
+      <w:r>
+        <w:rPr>
+          <w:rFonts w:ascii="Arial" w:hAnsi="Arial" w:eastAsia="Arial" w:cs="Arial"/>
+          <w:b w:val="0"/>
+          <w:i w:val="0"/>
+          <w:color w:val="000000"/>
+          <w:sz w:val="22"/>
+        </w:rPr>
+        <w:t xml:space="preserve">• </w:t>
+      </w:r>
+      <w:r>
+        <w:rPr>
+          <w:rFonts w:ascii="Arial" w:hAnsi="Arial" w:eastAsia="Arial" w:cs="Arial"/>
+          <w:b/>
+          <w:i w:val="0"/>
+          <w:color w:val="000000"/>
+          <w:sz w:val="22"/>
+        </w:rPr>
+        <w:t>Tech Stack</w:t>
+      </w:r>
+      <w:r>
+        <w:rPr>
+          <w:rFonts w:ascii="Arial" w:hAnsi="Arial" w:eastAsia="Arial" w:cs="Arial"/>
+          <w:b w:val="0"/>
+          <w:i w:val="0"/>
+          <w:color w:val="000000"/>
+          <w:sz w:val="22"/>
+        </w:rPr>
+        <w:t>: Python, Gemini API, SpeechRecognition</w:t>
+      </w:r>
+    </w:p>
+    <w:p>
+      <w:pPr>
+        <w:spacing w:before="40" w:after="20" w:line="230" w:lineRule="exact"/>
         <w:pBdr>
-          <w:bottom w:val="single" w:sz="4" w:space="2" w:color="A6A6A6"/>
+          <w:bottom w:val="single" w:sz="4" w:space="1" w:color="A6A6A6"/>
         </w:pBdr>
       </w:pPr>
       <w:r>
         <w:rPr>
-          <w:rFonts w:ascii="Arial" w:hAnsi="Arial"/>
+          <w:rFonts w:ascii="Arial" w:hAnsi="Arial" w:eastAsia="Arial" w:cs="Arial"/>
           <w:b w:val="0"/>
           <w:i w:val="0"/>
-          <w:color w:val="3E507D"/>
-          <w:sz w:val="18"/>
+          <w:color w:val="473992"/>
+          <w:sz w:val="27"/>
         </w:rPr>
-        <w:t>EDUCATION</w:t>
-      </w:r>
-    </w:p>
-    <w:tbl>
-      <w:tblPr>
-        <w:tblW w:type="auto" w:w="0"/>
-        <w:jc w:val="center"/>
-        <w:tblLayout w:type="fixed"/>
-        <w:tblLook w:firstColumn="1" w:firstRow="1" w:lastColumn="0" w:lastRow="0" w:noHBand="0" w:noVBand="1" w:val="04A0"/>
-      </w:tblPr>
-      <w:tblGrid>
-        <w:gridCol w:w="8136"/>
-        <w:gridCol w:w="2088"/>
-      </w:tblGrid>
-      <w:tr>
-        <w:trPr>
-          <w:trHeight w:val="259"/>
-        </w:trPr>
-        <w:tc>
-          <w:tcPr>
-            <w:tcW w:type="dxa" w:w="8136"/>
-            <w:vAlign w:val="center"/>
-            <w:tcBorders>
-              <w:top w:val="nil"/>
-              <w:left w:val="nil"/>
-              <w:bottom w:val="nil"/>
-              <w:right w:val="nil"/>
-            </w:tcBorders>
-          </w:tcPr>
-          <w:p>
-            <w:pPr>
-              <w:spacing w:after="0" w:before="0"/>
-            </w:pPr>
-            <w:r>
-              <w:rPr>
-                <w:rFonts w:ascii="Arial" w:hAnsi="Arial"/>
-                <w:b/>
-                <w:i w:val="0"/>
-                <w:color w:val="3E507D"/>
-                <w:sz w:val="16"/>
-              </w:rPr>
-              <w:t>Lovely Professional University</w:t>
-            </w:r>
-          </w:p>
-        </w:tc>
-        <w:tc>
-          <w:tcPr>
-            <w:tcW w:type="dxa" w:w="2088"/>
-            <w:vAlign w:val="center"/>
-            <w:tcBorders>
-              <w:top w:val="nil"/>
-              <w:left w:val="nil"/>
-              <w:bottom w:val="nil"/>
-              <w:right w:val="nil"/>
-            </w:tcBorders>
-          </w:tcPr>
-          <w:p>
-            <w:pPr>
-              <w:spacing w:after="0" w:before="0"/>
-              <w:jc w:val="right"/>
-            </w:pPr>
-            <w:r>
-              <w:rPr>
-                <w:rFonts w:ascii="Arial" w:hAnsi="Arial"/>
-                <w:b w:val="0"/>
-                <w:i w:val="0"/>
-                <w:color w:val="232323"/>
-                <w:sz w:val="15"/>
-              </w:rPr>
-              <w:t>Aug 2025 – Present</w:t>
-            </w:r>
-          </w:p>
-        </w:tc>
-      </w:tr>
-    </w:tbl>
-    <w:p>
-      <w:pPr>
-        <w:spacing w:before="0" w:after="0" w:line="240" w:lineRule="auto"/>
-        <w:ind w:left="187"/>
-      </w:pPr>
-      <w:r/>
-    </w:p>
-    <w:tbl>
-      <w:tblPr>
-        <w:tblW w:type="auto" w:w="0"/>
-        <w:jc w:val="center"/>
-        <w:tblLayout w:type="fixed"/>
-        <w:tblLook w:firstColumn="1" w:firstRow="1" w:lastColumn="0" w:lastRow="0" w:noHBand="0" w:noVBand="1" w:val="04A0"/>
-      </w:tblPr>
-      <w:tblGrid>
-        <w:gridCol w:w="8136"/>
-        <w:gridCol w:w="2088"/>
-      </w:tblGrid>
-      <w:tr>
-        <w:trPr>
-          <w:trHeight w:val="259"/>
-        </w:trPr>
-        <w:tc>
-          <w:tcPr>
-            <w:tcW w:type="dxa" w:w="8136"/>
-            <w:vAlign w:val="center"/>
-            <w:tcBorders>
-              <w:top w:val="nil"/>
-              <w:left w:val="nil"/>
-              <w:bottom w:val="nil"/>
-              <w:right w:val="nil"/>
-            </w:tcBorders>
-          </w:tcPr>
-          <w:p>
-            <w:pPr>
-              <w:spacing w:after="0" w:before="0"/>
-            </w:pPr>
-            <w:r>
-              <w:rPr>
-                <w:rFonts w:ascii="Arial" w:hAnsi="Arial"/>
-                <w:b/>
-                <w:i w:val="0"/>
-                <w:color w:val="3E507D"/>
-                <w:sz w:val="16"/>
-              </w:rPr>
-              <w:t>School Education</w:t>
-            </w:r>
-          </w:p>
-        </w:tc>
-        <w:tc>
-          <w:tcPr>
-            <w:tcW w:type="dxa" w:w="2088"/>
-            <w:vAlign w:val="center"/>
-            <w:tcBorders>
-              <w:top w:val="nil"/>
-              <w:left w:val="nil"/>
-              <w:bottom w:val="nil"/>
-              <w:right w:val="nil"/>
-            </w:tcBorders>
-          </w:tcPr>
-          <w:p>
-            <w:pPr>
-              <w:spacing w:after="0" w:before="0"/>
-              <w:jc w:val="right"/>
-            </w:pPr>
-            <w:r>
-              <w:rPr>
-                <w:rFonts w:ascii="Arial" w:hAnsi="Arial"/>
-                <w:b w:val="0"/>
-                <w:i w:val="0"/>
-                <w:color w:val="232323"/>
-                <w:sz w:val="15"/>
-              </w:rPr>
-              <w:t>Completed</w:t>
-            </w:r>
-          </w:p>
-        </w:tc>
-      </w:tr>
-    </w:tbl>
-    <w:p>
-      <w:pPr>
-        <w:spacing w:before="0" w:after="0" w:line="240" w:lineRule="auto"/>
-        <w:ind w:left="187"/>
-      </w:pPr>
-      <w:r>
-        <w:rPr>
-          <w:rFonts w:ascii="Arial" w:hAnsi="Arial"/>
-          <w:b w:val="0"/>
-          <w:i/>
-          <w:sz w:val="16"/>
-        </w:rPr>
-        <w:t>Academic background prior to B.Tech studies</w:t>
+        <w:t>INTERNSHIPS</w:t>
       </w:r>
     </w:p>
     <w:p>
       <w:pPr>
-        <w:spacing w:before="40" w:after="20" w:line="240" w:lineRule="auto"/>
+        <w:tabs>
+          <w:tab w:pos="10483" w:val="right"/>
+        </w:tabs>
+        <w:spacing w:before="0" w:after="0" w:line="224" w:lineRule="exact"/>
+      </w:pPr>
+      <w:r>
+        <w:rPr>
+          <w:rFonts w:ascii="Arial" w:hAnsi="Arial" w:eastAsia="Arial" w:cs="Arial"/>
+          <w:b/>
+          <w:i w:val="0"/>
+          <w:color w:val="2D2F92"/>
+          <w:sz w:val="25"/>
+        </w:rPr>
+        <w:t>IBM | Data Analyst Intern</w:t>
+      </w:r>
+      <w:r>
+        <w:rPr>
+          <w:rFonts w:ascii="Arial" w:hAnsi="Arial" w:eastAsia="Arial" w:cs="Arial"/>
+          <w:b/>
+          <w:sz w:val="25"/>
+        </w:rPr>
+        <w:tab/>
+      </w:r>
+      <w:r>
+        <w:rPr>
+          <w:rFonts w:ascii="Arial" w:hAnsi="Arial" w:eastAsia="Arial" w:cs="Arial"/>
+          <w:b/>
+          <w:i w:val="0"/>
+          <w:color w:val="000000"/>
+          <w:sz w:val="25"/>
+        </w:rPr>
+        <w:t>Present</w:t>
+      </w:r>
+    </w:p>
+    <w:p>
+      <w:pPr>
+        <w:spacing w:before="0" w:after="0" w:line="252" w:lineRule="exact"/>
+        <w:ind w:left="274" w:hanging="173"/>
+      </w:pPr>
+      <w:r>
+        <w:rPr>
+          <w:rFonts w:ascii="Arial" w:hAnsi="Arial" w:eastAsia="Arial" w:cs="Arial"/>
+          <w:b w:val="0"/>
+          <w:i w:val="0"/>
+          <w:color w:val="000000"/>
+          <w:sz w:val="22"/>
+        </w:rPr>
+        <w:t xml:space="preserve">• </w:t>
+      </w:r>
+      <w:r>
+        <w:rPr>
+          <w:rFonts w:ascii="Arial" w:hAnsi="Arial" w:eastAsia="Arial" w:cs="Arial"/>
+          <w:b w:val="0"/>
+          <w:i w:val="0"/>
+          <w:color w:val="000000"/>
+          <w:sz w:val="22"/>
+        </w:rPr>
+        <w:t>Currently gaining hands-on experience in data analysis and reporting.</w:t>
+      </w:r>
+    </w:p>
+    <w:p>
+      <w:pPr>
+        <w:tabs>
+          <w:tab w:pos="10483" w:val="right"/>
+        </w:tabs>
+        <w:spacing w:before="0" w:after="0" w:line="224" w:lineRule="exact"/>
+      </w:pPr>
+      <w:r>
+        <w:rPr>
+          <w:rFonts w:ascii="Arial" w:hAnsi="Arial" w:eastAsia="Arial" w:cs="Arial"/>
+          <w:b/>
+          <w:i w:val="0"/>
+          <w:color w:val="2D2F92"/>
+          <w:sz w:val="25"/>
+        </w:rPr>
+        <w:t>Success CV | Intern</w:t>
+      </w:r>
+    </w:p>
+    <w:p>
+      <w:pPr>
+        <w:spacing w:before="0" w:after="0" w:line="252" w:lineRule="exact"/>
+        <w:ind w:left="274" w:hanging="173"/>
+      </w:pPr>
+      <w:r>
+        <w:rPr>
+          <w:rFonts w:ascii="Arial" w:hAnsi="Arial" w:eastAsia="Arial" w:cs="Arial"/>
+          <w:b w:val="0"/>
+          <w:i w:val="0"/>
+          <w:color w:val="000000"/>
+          <w:sz w:val="22"/>
+        </w:rPr>
+        <w:t xml:space="preserve">• </w:t>
+      </w:r>
+      <w:r>
+        <w:rPr>
+          <w:rFonts w:ascii="Arial" w:hAnsi="Arial" w:eastAsia="Arial" w:cs="Arial"/>
+          <w:b w:val="0"/>
+          <w:i w:val="0"/>
+          <w:color w:val="000000"/>
+          <w:sz w:val="22"/>
+        </w:rPr>
+        <w:t>Helped students create effective and professional CVs and resumes.</w:t>
+      </w:r>
+    </w:p>
+    <w:p>
+      <w:pPr>
+        <w:tabs>
+          <w:tab w:pos="10483" w:val="right"/>
+        </w:tabs>
+        <w:spacing w:before="0" w:after="0" w:line="224" w:lineRule="exact"/>
+      </w:pPr>
+      <w:r>
+        <w:rPr>
+          <w:rFonts w:ascii="Arial" w:hAnsi="Arial" w:eastAsia="Arial" w:cs="Arial"/>
+          <w:b/>
+          <w:i w:val="0"/>
+          <w:color w:val="2D2F92"/>
+          <w:sz w:val="25"/>
+        </w:rPr>
+        <w:t>Google Gemini | Campus Ambassador</w:t>
+      </w:r>
+      <w:r>
+        <w:rPr>
+          <w:rFonts w:ascii="Arial" w:hAnsi="Arial" w:eastAsia="Arial" w:cs="Arial"/>
+          <w:b/>
+          <w:sz w:val="25"/>
+        </w:rPr>
+        <w:tab/>
+      </w:r>
+      <w:r>
+        <w:rPr>
+          <w:rFonts w:ascii="Arial" w:hAnsi="Arial" w:eastAsia="Arial" w:cs="Arial"/>
+          <w:b/>
+          <w:i w:val="0"/>
+          <w:color w:val="000000"/>
+          <w:sz w:val="25"/>
+        </w:rPr>
+        <w:t>6 Months</w:t>
+      </w:r>
+    </w:p>
+    <w:p>
+      <w:pPr>
+        <w:spacing w:before="0" w:after="0" w:line="252" w:lineRule="exact"/>
+        <w:ind w:left="274" w:hanging="173"/>
+      </w:pPr>
+      <w:r>
+        <w:rPr>
+          <w:rFonts w:ascii="Arial" w:hAnsi="Arial" w:eastAsia="Arial" w:cs="Arial"/>
+          <w:b w:val="0"/>
+          <w:i w:val="0"/>
+          <w:color w:val="000000"/>
+          <w:sz w:val="22"/>
+        </w:rPr>
+        <w:t xml:space="preserve">• </w:t>
+      </w:r>
+      <w:r>
+        <w:rPr>
+          <w:rFonts w:ascii="Arial" w:hAnsi="Arial" w:eastAsia="Arial" w:cs="Arial"/>
+          <w:b w:val="0"/>
+          <w:i w:val="0"/>
+          <w:color w:val="000000"/>
+          <w:sz w:val="22"/>
+        </w:rPr>
+        <w:t>Represented Google Gemini on campus, promoting AI tools and increasing student engagement and awareness.</w:t>
+      </w:r>
+    </w:p>
+    <w:p>
+      <w:pPr>
+        <w:spacing w:before="40" w:after="20" w:line="230" w:lineRule="exact"/>
         <w:pBdr>
-          <w:bottom w:val="single" w:sz="4" w:space="2" w:color="A6A6A6"/>
+          <w:bottom w:val="single" w:sz="4" w:space="1" w:color="A6A6A6"/>
         </w:pBdr>
       </w:pPr>
       <w:r>
         <w:rPr>
-          <w:rFonts w:ascii="Arial" w:hAnsi="Arial"/>
+          <w:rFonts w:ascii="Arial" w:hAnsi="Arial" w:eastAsia="Arial" w:cs="Arial"/>
           <w:b w:val="0"/>
           <w:i w:val="0"/>
-          <w:color w:val="3E507D"/>
-          <w:sz w:val="18"/>
+          <w:color w:val="473992"/>
+          <w:sz w:val="27"/>
         </w:rPr>
         <w:t>CERTIFICATIONS</w:t>
       </w:r>
     </w:p>
     <w:p>
       <w:pPr>
-        <w:spacing w:before="0" w:after="0" w:line="240" w:lineRule="auto"/>
-        <w:ind w:left="187" w:hanging="130"/>
+        <w:spacing w:before="0" w:after="0" w:line="252" w:lineRule="exact"/>
+        <w:ind w:left="274" w:hanging="173"/>
       </w:pPr>
       <w:r>
         <w:rPr>
-          <w:rFonts w:ascii="Arial" w:hAnsi="Arial"/>
+          <w:rFonts w:ascii="Arial" w:hAnsi="Arial" w:eastAsia="Arial" w:cs="Arial"/>
           <w:b w:val="0"/>
           <w:i w:val="0"/>
-          <w:sz w:val="16"/>
+          <w:color w:val="000000"/>
+          <w:sz w:val="22"/>
         </w:rPr>
-        <w:t xml:space="preserve">•  </w:t>
+        <w:t xml:space="preserve">• </w:t>
       </w:r>
       <w:r>
         <w:rPr>
-          <w:rFonts w:ascii="Arial" w:hAnsi="Arial"/>
+          <w:rFonts w:ascii="Arial" w:hAnsi="Arial" w:eastAsia="Arial" w:cs="Arial"/>
           <w:b w:val="0"/>
           <w:i w:val="0"/>
-          <w:sz w:val="16"/>
+          <w:color w:val="000000"/>
+          <w:sz w:val="22"/>
         </w:rPr>
         <w:t>Oracle Cloud Infrastructure 2025 AI Foundations Associate</w:t>
       </w:r>
     </w:p>
     <w:p>
       <w:pPr>
-        <w:spacing w:before="0" w:after="0" w:line="240" w:lineRule="auto"/>
-        <w:ind w:left="187" w:hanging="130"/>
+        <w:spacing w:before="0" w:after="0" w:line="252" w:lineRule="exact"/>
+        <w:ind w:left="274" w:hanging="173"/>
       </w:pPr>
       <w:r>
         <w:rPr>
-          <w:rFonts w:ascii="Arial" w:hAnsi="Arial"/>
+          <w:rFonts w:ascii="Arial" w:hAnsi="Arial" w:eastAsia="Arial" w:cs="Arial"/>
           <w:b w:val="0"/>
           <w:i w:val="0"/>
-          <w:sz w:val="16"/>
+          <w:color w:val="000000"/>
+          <w:sz w:val="22"/>
         </w:rPr>
-        <w:t xml:space="preserve">•  </w:t>
+        <w:t xml:space="preserve">• </w:t>
       </w:r>
       <w:r>
         <w:rPr>
-          <w:rFonts w:ascii="Arial" w:hAnsi="Arial"/>
+          <w:rFonts w:ascii="Arial" w:hAnsi="Arial" w:eastAsia="Arial" w:cs="Arial"/>
           <w:b w:val="0"/>
           <w:i w:val="0"/>
-          <w:sz w:val="16"/>
+          <w:color w:val="000000"/>
+          <w:sz w:val="22"/>
         </w:rPr>
         <w:t>Machine Learning Certification</w:t>
       </w:r>
     </w:p>
     <w:p>
       <w:pPr>
-        <w:spacing w:before="0" w:after="0" w:line="240" w:lineRule="auto"/>
-        <w:ind w:left="187" w:hanging="130"/>
+        <w:spacing w:before="0" w:after="0" w:line="252" w:lineRule="exact"/>
+        <w:ind w:left="274" w:hanging="173"/>
       </w:pPr>
       <w:r>
         <w:rPr>
-          <w:rFonts w:ascii="Arial" w:hAnsi="Arial"/>
+          <w:rFonts w:ascii="Arial" w:hAnsi="Arial" w:eastAsia="Arial" w:cs="Arial"/>
           <w:b w:val="0"/>
           <w:i w:val="0"/>
-          <w:sz w:val="16"/>
+          <w:color w:val="000000"/>
+          <w:sz w:val="22"/>
         </w:rPr>
-        <w:t xml:space="preserve">•  </w:t>
+        <w:t xml:space="preserve">• </w:t>
       </w:r>
       <w:r>
         <w:rPr>
-          <w:rFonts w:ascii="Arial" w:hAnsi="Arial"/>
+          <w:rFonts w:ascii="Arial" w:hAnsi="Arial" w:eastAsia="Arial" w:cs="Arial"/>
           <w:b w:val="0"/>
           <w:i w:val="0"/>
-          <w:sz w:val="16"/>
+          <w:color w:val="000000"/>
+          <w:sz w:val="22"/>
         </w:rPr>
         <w:t>Database Management System (DBMS) Certification</w:t>
       </w:r>
     </w:p>
     <w:p>
       <w:pPr>
-        <w:spacing w:before="0" w:after="0" w:line="240" w:lineRule="auto"/>
-        <w:ind w:left="187" w:hanging="130"/>
+        <w:spacing w:before="0" w:after="0" w:line="252" w:lineRule="exact"/>
+        <w:ind w:left="274" w:hanging="173"/>
       </w:pPr>
       <w:r>
         <w:rPr>
-          <w:rFonts w:ascii="Arial" w:hAnsi="Arial"/>
+          <w:rFonts w:ascii="Arial" w:hAnsi="Arial" w:eastAsia="Arial" w:cs="Arial"/>
           <w:b w:val="0"/>
           <w:i w:val="0"/>
-          <w:sz w:val="16"/>
+          <w:color w:val="000000"/>
+          <w:sz w:val="22"/>
         </w:rPr>
-        <w:t xml:space="preserve">•  </w:t>
+        <w:t xml:space="preserve">• </w:t>
       </w:r>
       <w:r>
         <w:rPr>
-          <w:rFonts w:ascii="Arial" w:hAnsi="Arial"/>
+          <w:rFonts w:ascii="Arial" w:hAnsi="Arial" w:eastAsia="Arial" w:cs="Arial"/>
           <w:b w:val="0"/>
           <w:i w:val="0"/>
-          <w:sz w:val="16"/>
+          <w:color w:val="000000"/>
+          <w:sz w:val="22"/>
         </w:rPr>
         <w:t>C Programming Certification</w:t>
       </w:r>
     </w:p>
     <w:p>
       <w:pPr>
-        <w:spacing w:before="0" w:after="0" w:line="240" w:lineRule="auto"/>
-        <w:ind w:left="187" w:hanging="130"/>
+        <w:spacing w:before="0" w:after="0" w:line="252" w:lineRule="exact"/>
+        <w:ind w:left="274" w:hanging="173"/>
       </w:pPr>
       <w:r>
         <w:rPr>
-          <w:rFonts w:ascii="Arial" w:hAnsi="Arial"/>
+          <w:rFonts w:ascii="Arial" w:hAnsi="Arial" w:eastAsia="Arial" w:cs="Arial"/>
           <w:b w:val="0"/>
           <w:i w:val="0"/>
-          <w:sz w:val="16"/>
+          <w:color w:val="000000"/>
+          <w:sz w:val="22"/>
         </w:rPr>
-        <w:t xml:space="preserve">•  </w:t>
+        <w:t xml:space="preserve">• </w:t>
       </w:r>
       <w:r>
         <w:rPr>
-          <w:rFonts w:ascii="Arial" w:hAnsi="Arial"/>
+          <w:rFonts w:ascii="Arial" w:hAnsi="Arial" w:eastAsia="Arial" w:cs="Arial"/>
           <w:b w:val="0"/>
           <w:i w:val="0"/>
-          <w:sz w:val="16"/>
+          <w:color w:val="000000"/>
+          <w:sz w:val="22"/>
         </w:rPr>
         <w:t>Oracle Agentic AI Foundations Associate</w:t>
       </w:r>
     </w:p>
     <w:p>
       <w:pPr>
-        <w:spacing w:before="0" w:after="0" w:line="240" w:lineRule="auto"/>
-        <w:ind w:left="187" w:hanging="130"/>
+        <w:spacing w:before="0" w:after="0" w:line="252" w:lineRule="exact"/>
+        <w:ind w:left="274" w:hanging="173"/>
       </w:pPr>
       <w:r>
         <w:rPr>
-          <w:rFonts w:ascii="Arial" w:hAnsi="Arial"/>
+          <w:rFonts w:ascii="Arial" w:hAnsi="Arial" w:eastAsia="Arial" w:cs="Arial"/>
           <w:b w:val="0"/>
           <w:i w:val="0"/>
-          <w:sz w:val="16"/>
+          <w:color w:val="000000"/>
+          <w:sz w:val="22"/>
         </w:rPr>
-        <w:t xml:space="preserve">•  </w:t>
+        <w:t xml:space="preserve">• </w:t>
       </w:r>
       <w:r>
         <w:rPr>
-          <w:rFonts w:ascii="Arial" w:hAnsi="Arial"/>
+          <w:rFonts w:ascii="Arial" w:hAnsi="Arial" w:eastAsia="Arial" w:cs="Arial"/>
           <w:b w:val="0"/>
           <w:i w:val="0"/>
-          <w:sz w:val="16"/>
+          <w:color w:val="000000"/>
+          <w:sz w:val="22"/>
         </w:rPr>
         <w:t>AI in Healthcare</w:t>
       </w:r>
     </w:p>
     <w:p>
       <w:pPr>
-        <w:spacing w:before="0" w:after="0" w:line="240" w:lineRule="auto"/>
-        <w:ind w:left="187" w:hanging="130"/>
+        <w:spacing w:before="0" w:after="0" w:line="252" w:lineRule="exact"/>
+        <w:ind w:left="274" w:hanging="173"/>
       </w:pPr>
       <w:r>
         <w:rPr>
-          <w:rFonts w:ascii="Arial" w:hAnsi="Arial"/>
+          <w:rFonts w:ascii="Arial" w:hAnsi="Arial" w:eastAsia="Arial" w:cs="Arial"/>
           <w:b w:val="0"/>
           <w:i w:val="0"/>
-          <w:sz w:val="16"/>
+          <w:color w:val="000000"/>
+          <w:sz w:val="22"/>
         </w:rPr>
-        <w:t xml:space="preserve">•  </w:t>
+        <w:t xml:space="preserve">• </w:t>
       </w:r>
       <w:r>
         <w:rPr>
-          <w:rFonts w:ascii="Arial" w:hAnsi="Arial"/>
+          <w:rFonts w:ascii="Arial" w:hAnsi="Arial" w:eastAsia="Arial" w:cs="Arial"/>
           <w:b w:val="0"/>
           <w:i w:val="0"/>
-          <w:sz w:val="16"/>
+          <w:color w:val="000000"/>
+          <w:sz w:val="22"/>
         </w:rPr>
         <w:t>Roadmap Skill Certificate — Data Analyst</w:t>
       </w:r>
     </w:p>
     <w:p>
       <w:pPr>
-        <w:spacing w:before="0" w:after="0" w:line="240" w:lineRule="auto"/>
-        <w:ind w:left="187" w:hanging="130"/>
+        <w:spacing w:before="0" w:after="0" w:line="252" w:lineRule="exact"/>
+        <w:ind w:left="274" w:hanging="173"/>
       </w:pPr>
       <w:r>
         <w:rPr>
-          <w:rFonts w:ascii="Arial" w:hAnsi="Arial"/>
+          <w:rFonts w:ascii="Arial" w:hAnsi="Arial" w:eastAsia="Arial" w:cs="Arial"/>
           <w:b w:val="0"/>
           <w:i w:val="0"/>
-          <w:sz w:val="16"/>
+          <w:color w:val="000000"/>
+          <w:sz w:val="22"/>
         </w:rPr>
-        <w:t xml:space="preserve">•  </w:t>
+        <w:t xml:space="preserve">• </w:t>
       </w:r>
       <w:r>
         <w:rPr>
-          <w:rFonts w:ascii="Arial" w:hAnsi="Arial"/>
+          <w:rFonts w:ascii="Arial" w:hAnsi="Arial" w:eastAsia="Arial" w:cs="Arial"/>
           <w:b w:val="0"/>
           <w:i w:val="0"/>
-          <w:sz w:val="16"/>
+          <w:color w:val="000000"/>
+          <w:sz w:val="22"/>
         </w:rPr>
-        <w:t>Intro to Snowflake for Developers, Data Scientists &amp; Data Engineers</w:t>
+        <w:t>Intro to Snowflake for Devs, Data Scientists, Data Engineers</w:t>
       </w:r>
     </w:p>
     <w:p>
       <w:pPr>
-        <w:spacing w:before="40" w:after="20" w:line="240" w:lineRule="auto"/>
+        <w:spacing w:before="40" w:after="20" w:line="230" w:lineRule="exact"/>
         <w:pBdr>
-          <w:bottom w:val="single" w:sz="4" w:space="2" w:color="A6A6A6"/>
+          <w:bottom w:val="single" w:sz="4" w:space="1" w:color="A6A6A6"/>
         </w:pBdr>
       </w:pPr>
       <w:r>
         <w:rPr>
-          <w:rFonts w:ascii="Arial" w:hAnsi="Arial"/>
+          <w:rFonts w:ascii="Arial" w:hAnsi="Arial" w:eastAsia="Arial" w:cs="Arial"/>
           <w:b w:val="0"/>
           <w:i w:val="0"/>
-          <w:color w:val="3E507D"/>
-          <w:sz w:val="18"/>
+          <w:color w:val="473992"/>
+          <w:sz w:val="27"/>
+        </w:rPr>
+        <w:t>ACHIEVEMENTS</w:t>
+      </w:r>
+    </w:p>
+    <w:p>
+      <w:pPr>
+        <w:spacing w:before="0" w:after="0" w:line="252" w:lineRule="exact"/>
+        <w:ind w:left="274" w:hanging="173"/>
+      </w:pPr>
+      <w:r>
+        <w:rPr>
+          <w:rFonts w:ascii="Arial" w:hAnsi="Arial" w:eastAsia="Arial" w:cs="Arial"/>
+          <w:b w:val="0"/>
+          <w:i w:val="0"/>
+          <w:color w:val="000000"/>
+          <w:sz w:val="22"/>
+        </w:rPr>
+        <w:t xml:space="preserve">• </w:t>
+      </w:r>
+      <w:r>
+        <w:rPr>
+          <w:rFonts w:ascii="Arial" w:hAnsi="Arial" w:eastAsia="Arial" w:cs="Arial"/>
+          <w:b w:val="0"/>
+          <w:i w:val="0"/>
+          <w:color w:val="000000"/>
+          <w:sz w:val="22"/>
+        </w:rPr>
+        <w:t>Participated in university hackathons and coding competitions.</w:t>
+      </w:r>
+    </w:p>
+    <w:p>
+      <w:pPr>
+        <w:spacing w:before="0" w:after="0" w:line="252" w:lineRule="exact"/>
+        <w:ind w:left="274" w:hanging="173"/>
+      </w:pPr>
+      <w:r>
+        <w:rPr>
+          <w:rFonts w:ascii="Arial" w:hAnsi="Arial" w:eastAsia="Arial" w:cs="Arial"/>
+          <w:b w:val="0"/>
+          <w:i w:val="0"/>
+          <w:color w:val="000000"/>
+          <w:sz w:val="22"/>
+        </w:rPr>
+        <w:t xml:space="preserve">• </w:t>
+      </w:r>
+      <w:r>
+        <w:rPr>
+          <w:rFonts w:ascii="Arial" w:hAnsi="Arial" w:eastAsia="Arial" w:cs="Arial"/>
+          <w:b w:val="0"/>
+          <w:i w:val="0"/>
+          <w:color w:val="000000"/>
+          <w:sz w:val="22"/>
+        </w:rPr>
+        <w:t>Completed multiple certifications in Artificial Intelligence and Programming.</w:t>
+      </w:r>
+    </w:p>
+    <w:p>
+      <w:pPr>
+        <w:spacing w:before="0" w:after="0" w:line="252" w:lineRule="exact"/>
+        <w:ind w:left="274" w:hanging="173"/>
+      </w:pPr>
+      <w:r>
+        <w:rPr>
+          <w:rFonts w:ascii="Arial" w:hAnsi="Arial" w:eastAsia="Arial" w:cs="Arial"/>
+          <w:b w:val="0"/>
+          <w:i w:val="0"/>
+          <w:color w:val="000000"/>
+          <w:sz w:val="22"/>
+        </w:rPr>
+        <w:t xml:space="preserve">• </w:t>
+      </w:r>
+      <w:r>
+        <w:rPr>
+          <w:rFonts w:ascii="Arial" w:hAnsi="Arial" w:eastAsia="Arial" w:cs="Arial"/>
+          <w:b w:val="0"/>
+          <w:i w:val="0"/>
+          <w:color w:val="000000"/>
+          <w:sz w:val="22"/>
+        </w:rPr>
+        <w:t>Developed AI-powered software projects using Python.</w:t>
+      </w:r>
+    </w:p>
+    <w:p>
+      <w:pPr>
+        <w:spacing w:before="40" w:after="20" w:line="230" w:lineRule="exact"/>
+        <w:pBdr>
+          <w:bottom w:val="single" w:sz="4" w:space="1" w:color="A6A6A6"/>
+        </w:pBdr>
+      </w:pPr>
+      <w:r>
+        <w:rPr>
+          <w:rFonts w:ascii="Arial" w:hAnsi="Arial" w:eastAsia="Arial" w:cs="Arial"/>
+          <w:b w:val="0"/>
+          <w:i w:val="0"/>
+          <w:color w:val="473992"/>
+          <w:sz w:val="27"/>
+        </w:rPr>
+        <w:t>EDUCATION</w:t>
+      </w:r>
+    </w:p>
+    <w:p>
+      <w:pPr>
+        <w:tabs>
+          <w:tab w:pos="10483" w:val="right"/>
+        </w:tabs>
+        <w:spacing w:before="0" w:after="0" w:line="224" w:lineRule="exact"/>
+      </w:pPr>
+      <w:r>
+        <w:rPr>
+          <w:rFonts w:ascii="Arial" w:hAnsi="Arial" w:eastAsia="Arial" w:cs="Arial"/>
+          <w:b/>
+          <w:i w:val="0"/>
+          <w:color w:val="2D2F92"/>
+          <w:sz w:val="25"/>
+        </w:rPr>
+        <w:t>Lovely Professional University</w:t>
+      </w:r>
+      <w:r>
+        <w:rPr>
+          <w:rFonts w:ascii="Arial" w:hAnsi="Arial" w:eastAsia="Arial" w:cs="Arial"/>
+          <w:b/>
+          <w:sz w:val="25"/>
+        </w:rPr>
+        <w:tab/>
+      </w:r>
+      <w:r>
+        <w:rPr>
+          <w:rFonts w:ascii="Arial" w:hAnsi="Arial" w:eastAsia="Arial" w:cs="Arial"/>
+          <w:b/>
+          <w:i w:val="0"/>
+          <w:color w:val="000000"/>
+          <w:sz w:val="25"/>
+        </w:rPr>
+        <w:t>Phagwara, Punjab</w:t>
+      </w:r>
+    </w:p>
+    <w:p>
+      <w:pPr>
+        <w:tabs>
+          <w:tab w:pos="10483" w:val="right"/>
+        </w:tabs>
+        <w:spacing w:before="0" w:after="0" w:line="252" w:lineRule="exact"/>
+      </w:pPr>
+      <w:r>
+        <w:rPr>
+          <w:rFonts w:ascii="Arial" w:hAnsi="Arial" w:eastAsia="Arial" w:cs="Arial"/>
+          <w:b w:val="0"/>
+          <w:i/>
+          <w:color w:val="000000"/>
+          <w:sz w:val="22"/>
+        </w:rPr>
+        <w:t>Bachelor of Technology - Computer Science &amp; Engineering (AI &amp; ML)</w:t>
+      </w:r>
+      <w:r>
+        <w:rPr>
+          <w:rFonts w:ascii="Arial" w:hAnsi="Arial" w:eastAsia="Arial" w:cs="Arial"/>
+          <w:sz w:val="22"/>
+        </w:rPr>
+        <w:tab/>
+      </w:r>
+      <w:r>
+        <w:rPr>
+          <w:rFonts w:ascii="Arial" w:hAnsi="Arial" w:eastAsia="Arial" w:cs="Arial"/>
+          <w:b w:val="0"/>
+          <w:i/>
+          <w:color w:val="000000"/>
+          <w:sz w:val="22"/>
+        </w:rPr>
+        <w:t>2025 - 2029</w:t>
+      </w:r>
+    </w:p>
+    <w:p>
+      <w:pPr>
+        <w:spacing w:before="40" w:after="20" w:line="230" w:lineRule="exact"/>
+        <w:pBdr>
+          <w:bottom w:val="single" w:sz="4" w:space="1" w:color="A6A6A6"/>
+        </w:pBdr>
+      </w:pPr>
+      <w:r>
+        <w:rPr>
+          <w:rFonts w:ascii="Arial" w:hAnsi="Arial" w:eastAsia="Arial" w:cs="Arial"/>
+          <w:b w:val="0"/>
+          <w:i w:val="0"/>
+          <w:color w:val="473992"/>
+          <w:sz w:val="27"/>
         </w:rPr>
         <w:t>RELEVANT COURSEWORK</w:t>
       </w:r>
     </w:p>
     <w:p>
       <w:pPr>
-        <w:spacing w:before="0" w:after="0" w:line="240" w:lineRule="auto"/>
+        <w:spacing w:before="0" w:after="0" w:line="252" w:lineRule="exact"/>
       </w:pPr>
       <w:r>
         <w:rPr>
-          <w:rFonts w:ascii="Arial" w:hAnsi="Arial"/>
+          <w:rFonts w:ascii="Arial" w:hAnsi="Arial" w:eastAsia="Arial" w:cs="Arial"/>
           <w:b w:val="0"/>
           <w:i w:val="0"/>
-          <w:sz w:val="16"/>
+          <w:color w:val="000000"/>
+          <w:sz w:val="22"/>
         </w:rPr>
-        <w:t>Programming in C · Data Structures · Database Management Systems · Object-Oriented Programming · Operating Systems</w:t>
+        <w:t>Programming in C  •  Data Structures  •  Database Management Systems  •  Object-Oriented Programming  •  Operating Systems</w:t>
       </w:r>
     </w:p>
     <w:p>
       <w:pPr>
-        <w:spacing w:before="40" w:after="20" w:line="240" w:lineRule="auto"/>
+        <w:spacing w:before="40" w:after="20" w:line="230" w:lineRule="exact"/>
         <w:pBdr>
-          <w:bottom w:val="single" w:sz="4" w:space="2" w:color="A6A6A6"/>
+          <w:bottom w:val="single" w:sz="4" w:space="1" w:color="A6A6A6"/>
         </w:pBdr>
       </w:pPr>
       <w:r>
         <w:rPr>
-          <w:rFonts w:ascii="Arial" w:hAnsi="Arial"/>
+          <w:rFonts w:ascii="Arial" w:hAnsi="Arial" w:eastAsia="Arial" w:cs="Arial"/>
           <w:b w:val="0"/>
           <w:i w:val="0"/>
-          <w:color w:val="3E507D"/>
-          <w:sz w:val="18"/>
-        </w:rPr>
-        <w:t>ACHIEVEMENTS</w:t>
-      </w:r>
-    </w:p>
-    <w:p>
-      <w:pPr>
-        <w:spacing w:before="0" w:after="0" w:line="240" w:lineRule="auto"/>
-        <w:ind w:left="187" w:hanging="130"/>
-      </w:pPr>
-      <w:r>
-        <w:rPr>
-          <w:rFonts w:ascii="Arial" w:hAnsi="Arial"/>
-          <w:b w:val="0"/>
-          <w:i w:val="0"/>
-          <w:sz w:val="16"/>
-        </w:rPr>
-        <w:t xml:space="preserve">•  </w:t>
-      </w:r>
-      <w:r>
-        <w:rPr>
-          <w:rFonts w:ascii="Arial" w:hAnsi="Arial"/>
-          <w:b w:val="0"/>
-          <w:i w:val="0"/>
-          <w:sz w:val="16"/>
-        </w:rPr>
-        <w:t>Participated in university hackathons and coding competitions.</w:t>
-      </w:r>
-    </w:p>
-    <w:p>
-      <w:pPr>
-        <w:spacing w:before="0" w:after="0" w:line="240" w:lineRule="auto"/>
-        <w:ind w:left="187" w:hanging="130"/>
-      </w:pPr>
-      <w:r>
-        <w:rPr>
-          <w:rFonts w:ascii="Arial" w:hAnsi="Arial"/>
-          <w:b w:val="0"/>
-          <w:i w:val="0"/>
-          <w:sz w:val="16"/>
-        </w:rPr>
-        <w:t xml:space="preserve">•  </w:t>
-      </w:r>
-      <w:r>
-        <w:rPr>
-          <w:rFonts w:ascii="Arial" w:hAnsi="Arial"/>
-          <w:b w:val="0"/>
-          <w:i w:val="0"/>
-          <w:sz w:val="16"/>
-        </w:rPr>
-        <w:t>Completed multiple certifications in Artificial Intelligence and Programming.</w:t>
-      </w:r>
-    </w:p>
-    <w:p>
-      <w:pPr>
-        <w:spacing w:before="0" w:after="0" w:line="240" w:lineRule="auto"/>
-        <w:ind w:left="187" w:hanging="130"/>
-      </w:pPr>
-      <w:r>
-        <w:rPr>
-          <w:rFonts w:ascii="Arial" w:hAnsi="Arial"/>
-          <w:b w:val="0"/>
-          <w:i w:val="0"/>
-          <w:sz w:val="16"/>
-        </w:rPr>
-        <w:t xml:space="preserve">•  </w:t>
-      </w:r>
-      <w:r>
-        <w:rPr>
-          <w:rFonts w:ascii="Arial" w:hAnsi="Arial"/>
-          <w:b w:val="0"/>
-          <w:i w:val="0"/>
-          <w:sz w:val="16"/>
-        </w:rPr>
-        <w:t>Developed AI-powered software projects using Python.</w:t>
-      </w:r>
-    </w:p>
-    <w:p>
-      <w:pPr>
-        <w:spacing w:before="40" w:after="20" w:line="240" w:lineRule="auto"/>
-        <w:pBdr>
-          <w:bottom w:val="single" w:sz="4" w:space="2" w:color="A6A6A6"/>
-        </w:pBdr>
-      </w:pPr>
-      <w:r>
-        <w:rPr>
-          <w:rFonts w:ascii="Arial" w:hAnsi="Arial"/>
-          <w:b w:val="0"/>
-          <w:i w:val="0"/>
-          <w:color w:val="3E507D"/>
-          <w:sz w:val="18"/>
+          <w:color w:val="473992"/>
+          <w:sz w:val="27"/>
         </w:rPr>
         <w:t>LANGUAGES</w:t>
       </w:r>
     </w:p>
     <w:p>
       <w:pPr>
-        <w:spacing w:before="0" w:after="0" w:line="240" w:lineRule="auto"/>
+        <w:spacing w:before="0" w:after="0" w:line="252" w:lineRule="exact"/>
       </w:pPr>
       <w:r>
         <w:rPr>
-          <w:rFonts w:ascii="Arial" w:hAnsi="Arial"/>
+          <w:rFonts w:ascii="Arial" w:hAnsi="Arial" w:eastAsia="Arial" w:cs="Arial"/>
           <w:b w:val="0"/>
           <w:i w:val="0"/>
-          <w:sz w:val="16"/>
+          <w:color w:val="000000"/>
+          <w:sz w:val="22"/>
         </w:rPr>
-        <w:t>English · Hindi · Nepali</w:t>
+        <w:t>English  •  Hindi  •  Nepali</w:t>
       </w:r>
     </w:p>
     <w:sectPr>
-      <w:pgSz w:w="12240" w:h="15840"/>
-      <w:pgMar w:top="504" w:right="648" w:bottom="504" w:left="648" w:header="720" w:footer="720" w:gutter="0"/>
+      <w:pgSz w:w="11909" w:h="16834"/>
+      <w:pgMar w:top="706" w:right="677" w:bottom="605" w:left="677" w:header="720" w:footer="720" w:gutter="0"/>
       <w:cols w:space="720"/>
       <w:docGrid w:linePitch="360"/>
     </w:sectPr>
@@ -1445,7 +1573,8 @@
     <w:rsid w:val="00FC693F"/>
     <w:rPr>
       <w:rFonts w:ascii="Arial" w:hAnsi="Arial"/>
-      <w:sz w:val="16"/>
+      <w:color w:val="000000"/>
+      <w:sz w:val="22"/>
     </w:rPr>
   </w:style>
   <w:style w:type="paragraph" w:styleId="Header">
